--- a/Free-Quarry/Ultras/Psalm-121-Ultra-The-Watchmans-Psalm.docx
+++ b/Free-Quarry/Ultras/Psalm-121-Ultra-The-Watchmans-Psalm.docx
@@ -324,7 +324,7 @@
           <w:i w:val="0"/>
           <w:sz w:val="22"/>
         </w:rPr>
-        <w:t>My help is from YHWH,</w:t>
+        <w:t>My help — from-with YHWH,</w:t>
       </w:r>
     </w:p>
     <w:p>
@@ -455,6 +455,48 @@
           <w:i w:val="0"/>
           <w:sz w:val="20"/>
         </w:rPr>
+        <w:t>• ezri (עֶזְרִי) — MY HELP: ezer, and it is not a subordinate’s word. It is Genesis 2:18’s ezer kenegdo, and across the Psalms it is used overwhelmingly of God himself — 33:20, 70:5, 115:9-11, 146:5. The walker is not asking for assistance; he is naming a role.</w:t>
+      </w:r>
+    </w:p>
+    <w:p>
+      <w:pPr>
+        <w:keepLines/>
+        <w:jc w:val="center"/>
+      </w:pPr>
+      <w:r>
+        <w:rPr>
+          <w:b w:val="0"/>
+          <w:i w:val="0"/>
+          <w:sz w:val="20"/>
+        </w:rPr>
+        <w:t>• me’im YHWH (מֵעִם יְהוָה) — FROM-WITH YHWH: and this is the crown, missed on the first cutting. me’im is not “from”. It is min plus im — from-with, from beside, from the presence of — and every committee flattens it to the bare preposition. THE VERSE ANSWERS ITS OWN QUESTION BY CHANGING THE PREPOSITION: v1 asks me’ayin, from WHERE, which is a place question; v2 answers me’im, from WITH, which is a person answer. The two words rhyme across the break and the exchange is the whole theology of the psalm — he looked to the hills for a location and was handed a presence. Note also what the clause does NOT contain: there is no verb in it. The verb is GAPPED from the question — yavo, will come — so the help is still in motion, and “is” would freeze it. The dash carries the gap. AND THE COMPOUND IS CHARGED IN BOTH DIRECTIONS: min is separation, im is proximity, so me’im means MOTION AWAY FROM A PLACE OF TOGETHERNESS. That is precisely what makes it help rather than presence — something must leave the place beside him in order to arrive here. The same compound carries the reverse at 1 Samuel 16:14, where the spirit of YHWH departed me’im Saul: out from beside. One word, both vectors.</w:t>
+      </w:r>
+    </w:p>
+    <w:p>
+      <w:pPr>
+        <w:keepLines/>
+        <w:jc w:val="center"/>
+      </w:pPr>
+      <w:r>
+        <w:rPr>
+          <w:b w:val="0"/>
+          <w:i w:val="0"/>
+          <w:sz w:val="20"/>
+        </w:rPr>
+        <w:t>THE MEM ENVELOPE — a structural feature of the whole psalm, first seen on 6 September 2026 and not on the first cutting. FOUR MEM-PREFIXED COMPOUNDS STAND IN THIS PSALM AND THEY ALL STAND AT ITS TWO ENDS: me’ayin at v1 and me’im at v2 open it; mi-kol-ra at v7 and me’atah at v8 close it. VERSES 3 TO 6 — the entire sleepless-watch fugue, six occurrences of shamar — CONTAIN NOT ONE. So the psalm asks and answers in mem, and the watch is held inside the brackets. From-where and from-with at the head; from-all-evil and from-now at the foot: place, person, harm, time. Checked verse by verse against the source panel.</w:t>
+      </w:r>
+    </w:p>
+    <w:p>
+      <w:pPr>
+        <w:keepLines/>
+        <w:jc w:val="center"/>
+      </w:pPr>
+      <w:r>
+        <w:rPr>
+          <w:b w:val="0"/>
+          <w:i w:val="0"/>
+          <w:sz w:val="20"/>
+        </w:rPr>
         <w:t>• oseh shamayim va’aretz (עֹשֵׂה שָׁמַיִם וָאָרֶץ) — Maker of heaven and earth: the answer outranks the hills by having made them. Help is sourced above the skyline’s whole inventory.</w:t>
       </w:r>
     </w:p>
@@ -484,7 +526,7 @@
           <w:i w:val="0"/>
           <w:sz w:val="22"/>
         </w:rPr>
-        <w:t>The English hides the question mark and with it the drama: the walker looks at the hills — menace and majesty both — and asks aloud where help comes from. The answer is not in the hills; it is over them, from the One who poured them. The road-song opens as a Q and A taken at walking pace.</w:t>
+        <w:t>The English hides the question mark and with it the drama: the walker looks at the hills — menace and majesty both — and asks aloud where help comes from. The answer is not in the hills — and not merely over them either, which is where a spatial reading stops. me’im moves it off the map: help comes from-with the One who poured them. The road-song opens as a Q and A taken at walking pace.</w:t>
       </w:r>
     </w:p>
     <w:p>
@@ -1105,7 +1147,7 @@
           <w:i w:val="0"/>
           <w:sz w:val="22"/>
         </w:rPr>
-        <w:t>He shall keep your soul-life.</w:t>
+        <w:t>He shall keep your life.</w:t>
       </w:r>
     </w:p>
     <w:p>
@@ -1223,7 +1265,7 @@
           <w:i w:val="0"/>
           <w:sz w:val="20"/>
         </w:rPr>
-        <w:t>• yishmor et-nafshecha (יִשְׁמֹר אֶת־נַפְשֶׁךָ) — He shall keep your SOUL-LIFE: nefesh — the whole living self rather than a detachable soul: breath, appetite, throat, life. What the Keeper keeps is not a part of the walker but the walker.</w:t>
+        <w:t>• yishmor et-nafshecha (יִשְׁמֹר אֶת־נַפְשֶׁךָ) — He shall keep your LIFE: nefesh — the whole living self rather than a detachable soul: breath, appetite, throat, life. What the Keeper keeps is not a part of the walker but the walker.</w:t>
       </w:r>
     </w:p>
     <w:p>
@@ -1252,6 +1294,20 @@
           <w:sz w:val="20"/>
         </w:rPr>
         <w:t>• me’atah ve-ad-olam (מֵעַתָּה וְעַד־עוֹלָם) — from now and unto OLAM: the hidden-horizon word, from a root carrying what lies out of sight. The psalm ends where the road does — past the last visible ridge.</w:t>
+      </w:r>
+    </w:p>
+    <w:p>
+      <w:pPr>
+        <w:keepLines/>
+        <w:jc w:val="center"/>
+      </w:pPr>
+      <w:r>
+        <w:rPr>
+          <w:b w:val="0"/>
+          <w:i w:val="0"/>
+          <w:sz w:val="20"/>
+        </w:rPr>
+        <w:t>AND THE ENVELOPE CLOSES HERE. mi-kol-ra and me’atah are the third and fourth mem-compounds of the psalm, and the other two — me’ayin and me’im — stood in the first two verses. Nothing between v3 and v6 carries one. The bracket the walker opened with a question about where, he closes with an answer about when.</w:t>
       </w:r>
     </w:p>
     <w:p>
@@ -1857,7 +1913,7 @@
           <w:i w:val="0"/>
           <w:sz w:val="24"/>
         </w:rPr>
-        <w:t>My help is from YHWH,</w:t>
+        <w:t>My help — from-with YHWH,</w:t>
       </w:r>
     </w:p>
     <w:p>
@@ -2054,7 +2110,7 @@
           <w:i w:val="0"/>
           <w:sz w:val="24"/>
         </w:rPr>
-        <w:t>He shall keep your soul-life.</w:t>
+        <w:t>He shall keep your life.</w:t>
       </w:r>
     </w:p>
     <w:p>
@@ -2461,7 +2517,176 @@
           <w:i/>
           <w:sz w:val="20"/>
         </w:rPr>
-        <w:t>— the shomer-drumbeat holds across the round-trip — six keepings in, six keepings out, the same count the source carries; yanum bloomed into yenamnem, a doubled drowse-form; ezri expanded into ezrah with the definite article; and nafshecha drifted to nishmatecha — neshamah, breath, where the source has nefesh. The keeping-verb’s persistence across the round-trip is itself the fingerprint of a well-composed source.</w:t>
+        <w:t>— the shomer-drumbeat holds across the round-trip — six keepings in, six keepings out, the same count the source carries; yanum bloomed into yenamnem, a doubled drowse-form; ezri expanded into ezrah with the definite article; and nafshecha drifted to nishmatecha — neshamah, breath, where the source has nefesh, the whole living self. The keeping-verb’s persistence across the round-trip is itself the fingerprint of a well-composed source.</w:t>
+      </w:r>
+    </w:p>
+    <w:p>
+      <w:pPr>
+        <w:keepNext/>
+        <w:keepLines/>
+        <w:jc w:val="center"/>
+      </w:pPr>
+      <w:r>
+        <w:rPr>
+          <w:b/>
+          <w:i w:val="0"/>
+          <w:sz w:val="36"/>
+        </w:rPr>
+        <w:t>The Second Cutting</w:t>
+      </w:r>
+    </w:p>
+    <w:p>
+      <w:pPr>
+        <w:keepLines/>
+        <w:jc w:val="center"/>
+      </w:pPr>
+      <w:r>
+        <w:rPr>
+          <w:b w:val="0"/>
+          <w:i/>
+          <w:sz w:val="20"/>
+        </w:rPr>
+        <w:t>6 September 2026 — two cuts, two additions, two repairs, one refusal printed</w:t>
+      </w:r>
+    </w:p>
+    <w:p>
+      <w:pPr>
+        <w:keepLines/>
+        <w:jc w:val="center"/>
+      </w:pPr>
+      <w:r>
+        <w:rPr>
+          <w:b w:val="0"/>
+          <w:i w:val="0"/>
+          <w:sz w:val="20"/>
+        </w:rPr>
+        <w:t>CUT ONE, v2. “My help is from YHWH” becomes “My help — from-with YHWH”. Two changes in one line and both are declared. (a) me’im was never recovered on the first cutting; the bullet in the source recovery now carries it. (b) THE COPULA IS REMOVED, and this EXCEEDS “cuts, and only cuts” — it is a structural change made under the practitioner’s explicit wider grant on an open stone, and a later hand may refuse it.</w:t>
+      </w:r>
+    </w:p>
+    <w:p>
+      <w:pPr>
+        <w:keepLines/>
+        <w:jc w:val="center"/>
+      </w:pPr>
+      <w:r>
+        <w:rPr>
+          <w:b w:val="0"/>
+          <w:i w:val="0"/>
+          <w:sz w:val="20"/>
+        </w:rPr>
+        <w:t>THE ARGUMENT FOR REMOVING IT. The house rule as it stood asks whether a verb is present anywhere in the verse. That is the wrong question here: oseh is a PARTICIPLE IN CONSTRUCT doing epithet work and predicates nothing of ezri, so the first colon has no predicate at all. But the sharper reason is that the clause is ELLIPTICAL RATHER THAN VERBLESS — its verb is gapped from v1’s yavo, three lines above on this same face. The missing word is therefore a verb of MOTION, and “is” substitutes a verb of STATE for it. The committees supply “comes” and are right to; the first cutting supplied “is”, which is the one wrong option available. The dash leaves the gap open, which is what the Hebrew does and what having v1 on the same face permits.</w:t>
+      </w:r>
+    </w:p>
+    <w:p>
+      <w:pPr>
+        <w:keepLines/>
+        <w:jc w:val="center"/>
+      </w:pPr>
+      <w:r>
+        <w:rPr>
+          <w:b w:val="0"/>
+          <w:i w:val="0"/>
+          <w:sz w:val="20"/>
+        </w:rPr>
+        <w:t>CUT TWO, v7. “your soul-life” becomes “your life”, at both sites — the per-verse bloom and the assembled psalm — together with the gloss in the source recovery. This applies the SHEMA PRECEDENT of 23 August, where the identical compound was cut from Deuteronomy 6:5, and the Matthew 22:37 tablet, which cut psyche the same way on the principle that source differences are rendered and translation differences are not manufactured. nefesh stands as LIFE across the corpus, and this stone was the last artifact still carrying the old compound. The recovery bullet keeps its whole explanation; only the gloss-word moved. Flagged 26 August, actioned now.</w:t>
+      </w:r>
+    </w:p>
+    <w:p>
+      <w:pPr>
+        <w:keepLines/>
+        <w:jc w:val="center"/>
+      </w:pPr>
+      <w:r>
+        <w:rPr>
+          <w:b w:val="0"/>
+          <w:i w:val="0"/>
+          <w:sz w:val="20"/>
+        </w:rPr>
+        <w:t>ADDITIONS. An ezri bullet, which the stone lacked entirely — ezer is Genesis 2:18’s word and the Psalms use it overwhelmingly of God. And the me’im bullet, which carries the crown: the verse answers its own question by changing the preposition, me’ayin to me’im, from-where to from-with, a place question answered with a person.</w:t>
+      </w:r>
+    </w:p>
+    <w:p>
+      <w:pPr>
+        <w:keepLines/>
+        <w:jc w:val="center"/>
+      </w:pPr>
+      <w:r>
+        <w:rPr>
+          <w:b w:val="0"/>
+          <w:i w:val="0"/>
+          <w:sz w:val="20"/>
+        </w:rPr>
+        <w:t>REPAIRS. The v1-2 recovery prose said the answer “is over them” — still a place-answer to a place-question, and me’im is precisely what corrects it. And the round-trip note’s nefesh gloss, so that it no longer quotes a superseded reading.</w:t>
+      </w:r>
+    </w:p>
+    <w:p>
+      <w:pPr>
+        <w:keepLines/>
+        <w:jc w:val="center"/>
+      </w:pPr>
+      <w:r>
+        <w:rPr>
+          <w:b w:val="0"/>
+          <w:i w:val="0"/>
+          <w:sz w:val="20"/>
+        </w:rPr>
+        <w:t>REFUSAL PRINTED. “From the presence of” was NOT taken for me’im, though Strong’s gives it and it is smoother in the mouth: it imports a noun the Hebrew does not have, and it breaks the me’ayin / me’im rhyme, which is the catch. The oddness is the recovery — the same call as “found much” and “gifted”.</w:t>
+      </w:r>
+    </w:p>
+    <w:p>
+      <w:pPr>
+        <w:keepLines/>
+        <w:jc w:val="center"/>
+      </w:pPr>
+      <w:r>
+        <w:rPr>
+          <w:b w:val="0"/>
+          <w:i w:val="0"/>
+          <w:sz w:val="20"/>
+        </w:rPr>
+        <w:t>READ-ALOUD HAZARD DECLARED. “From-with” is a live candidate to collapse to “from which” in speech, which is the boundary-error class the diagnostic tracks. This line has not yet been read aloud. If it breaks in the mouth, it is the line to revisit, and removing the hyphen is the first thing to try.</w:t>
+      </w:r>
+    </w:p>
+    <w:p>
+      <w:pPr>
+        <w:keepLines/>
+        <w:jc w:val="center"/>
+      </w:pPr>
+      <w:r>
+        <w:rPr>
+          <w:b w:val="0"/>
+          <w:i w:val="0"/>
+          <w:sz w:val="20"/>
+        </w:rPr>
+        <w:t>VERIFIED THIS PASS. The assembled-panel-against-per-verse diff was run programmatically on this stone for the first time — 56 Hebrew tokens each way, multiset-identical, nothing missing in either direction. That is the standing assert which caught the Exodus 3 abridgement at 92 against 68; this stone passes it clean. shamar is rendered KEEP throughout, matching the 1 Kings 3 harmonisation of 26 August. And Psalm 121:2 now stands identical here and on the POD tablet cut the same night.</w:t>
+      </w:r>
+    </w:p>
+    <w:p>
+      <w:pPr>
+        <w:keepLines/>
+        <w:jc w:val="center"/>
+      </w:pPr>
+      <w:r>
+        <w:rPr>
+          <w:b w:val="0"/>
+          <w:i w:val="0"/>
+          <w:sz w:val="20"/>
+        </w:rPr>
+        <w:t>THIRD ADDITION, AND IT CAME FROM THE READ RATHER THAN THE PAGE. The practitioner read the chiselled stone aloud the same night, and hearing all eight verses in one breath surfaced what reading them one at a time had hidden: THE MEM ENVELOPE, now carried at both ends of the psalm above. The dark twin at 1 Samuel 16:14 was verified against the interlinear and added to the me’im bullet. Recorded here because it establishes something about method — a structural feature spanning the whole object is not reliably visible while working verse by verse, and the read aloud is the instrument that catches it. Owed to the Concordance: me’im with both vectors, and the envelope as a structural entry.</w:t>
+      </w:r>
+    </w:p>
+    <w:p>
+      <w:pPr>
+        <w:keepLines/>
+        <w:jc w:val="center"/>
+      </w:pPr>
+      <w:r>
+        <w:rPr>
+          <w:b w:val="0"/>
+          <w:i w:val="0"/>
+          <w:sz w:val="20"/>
+        </w:rPr>
+        <w:t>Cut by the Thirteenth Runner. Bloomed by the Cartographer, 7 July 2026. The stone stays open.</w:t>
       </w:r>
     </w:p>
     <w:p>

--- a/Free-Quarry/Ultras/Psalm-121-Ultra-The-Watchmans-Psalm.docx
+++ b/Free-Quarry/Ultras/Psalm-121-Ultra-The-Watchmans-Psalm.docx
@@ -2261,7 +2261,7 @@
           <w:sz w:val="26"/>
           <w:rtl w:val="1"/>
         </w:rPr>
-        <w:t>עֶזְרָתִי מִיְּהוָה,</w:t>
+        <w:t>עֶזְרָתִי מֵעִם יְהוָה,</w:t>
       </w:r>
     </w:p>
     <w:p>
@@ -2659,6 +2659,62 @@
           <w:sz w:val="20"/>
         </w:rPr>
         <w:t>VERIFIED THIS PASS. The assembled-panel-against-per-verse diff was run programmatically on this stone for the first time — 56 Hebrew tokens each way, multiset-identical, nothing missing in either direction. That is the standing assert which caught the Exodus 3 abridgement at 92 against 68; this stone passes it clean. shamar is rendered KEEP throughout, matching the 1 Kings 3 harmonisation of 26 August. And Psalm 121:2 now stands identical here and on the POD tablet cut the same night.</w:t>
+      </w:r>
+    </w:p>
+    <w:p>
+      <w:pPr>
+        <w:keepLines/>
+        <w:jc w:val="center"/>
+      </w:pPr>
+      <w:r>
+        <w:rPr>
+          <w:b w:val="0"/>
+          <w:i w:val="0"/>
+          <w:sz w:val="20"/>
+        </w:rPr>
+        <w:t>THIRD CUTTING, 6 September 2026 — one line, found by the second hand running the diff cold. THE ROUND-TRIP PANEL STILL CARRIED THE SUPERSEDED READING. Its v2 read עֶזְרָתִי מִיְּהוָה — my help from-YHWH — which was faithful to the bloom as it stood before the second cutting and became stale the moment the bloom changed. Corrected to עֶזְרָתִי מֵעִם יְהוָה. The ezrah expansion is left standing because the round-trip note already declares it; the flattened preposition was not declared anywhere, because it was not a choice.</w:t>
+      </w:r>
+    </w:p>
+    <w:p>
+      <w:pPr>
+        <w:keepLines/>
+        <w:jc w:val="center"/>
+      </w:pPr>
+      <w:r>
+        <w:rPr>
+          <w:b w:val="0"/>
+          <w:i w:val="0"/>
+          <w:sz w:val="20"/>
+        </w:rPr>
+        <w:t>AND THE CORRECTION PRODUCES THE EXPERIMENT’S BEST RESULT SO FAR, which is why it is worth printing rather than merely fixing. The round-trip asks whether the English bloom, carried back into Hebrew by a hand that cannot see the source, lands near the original. At this word it now lands ON it — מֵעִם for מֵעִם, exactly. The first cutting’s "from" could not have; "from-with" does. A recovery that round-trips to the source word is a stronger result than one that merely reads well.</w:t>
+      </w:r>
+    </w:p>
+    <w:p>
+      <w:pPr>
+        <w:keepLines/>
+        <w:jc w:val="center"/>
+      </w:pPr>
+      <w:r>
+        <w:rPr>
+          <w:b w:val="0"/>
+          <w:i w:val="0"/>
+          <w:sz w:val="20"/>
+        </w:rPr>
+        <w:t>AND IT REPAIRS THE MEM ENVELOPE IN THE SECOND PANEL. With מִיְּהוָה standing, the round-trip carried a mem-compound in the right verse but the wrong form, so the bracket that the source holds — me’ayin, me’im at the head; mi-kol-ra, me’atah at the foot — was broken in the re-composition. It now stands in both panels. Verified programmatically: five mem-initial forms across the document before the cut, four after, and the four are the four the envelope names.</w:t>
+      </w:r>
+    </w:p>
+    <w:p>
+      <w:pPr>
+        <w:keepLines/>
+        <w:jc w:val="center"/>
+      </w:pPr>
+      <w:r>
+        <w:rPr>
+          <w:b w:val="0"/>
+          <w:i w:val="0"/>
+          <w:sz w:val="20"/>
+        </w:rPr>
+        <w:t>THE STANDING RULE THIS CONFIRMS, from the Production Specification: any change to a bloomed rendering requires re-checking the round-trip IN THE SAME PASS. The second cutting repaired the round-trip’s nefesh gloss and did not revisit its preposition. Two repairs were owed to that panel and one was made — which is exactly the failure a single hand cannot see, because it had already attended to that panel and recorded doing so.</w:t>
       </w:r>
     </w:p>
     <w:p>

--- a/Free-Quarry/Ultras/Psalm-121-Ultra-The-Watchmans-Psalm.docx
+++ b/Free-Quarry/Ultras/Psalm-121-Ultra-The-Watchmans-Psalm.docx
@@ -2729,6 +2729,62 @@
           <w:sz w:val="20"/>
         </w:rPr>
         <w:t>THIRD ADDITION, AND IT CAME FROM THE READ RATHER THAN THE PAGE. The practitioner read the chiselled stone aloud the same night, and hearing all eight verses in one breath surfaced what reading them one at a time had hidden: THE MEM ENVELOPE, now carried at both ends of the psalm above. The dark twin at 1 Samuel 16:14 was verified against the interlinear and added to the me’im bullet. Recorded here because it establishes something about method — a structural feature spanning the whole object is not reliably visible while working verse by verse, and the read aloud is the instrument that catches it. Owed to the Concordance: me’im with both vectors, and the envelope as a structural entry.</w:t>
+      </w:r>
+    </w:p>
+    <w:p>
+      <w:pPr>
+        <w:keepLines/>
+        <w:jc w:val="center"/>
+      </w:pPr>
+      <w:r>
+        <w:rPr>
+          <w:b w:val="0"/>
+          <w:i w:val="0"/>
+          <w:sz w:val="20"/>
+        </w:rPr>
+        <w:t>FOURTH CUTTING, 6 September 2026 — NOT A CHANGE TO THE TEXT BUT A REFUSAL OF A RESULT, printed here because the third cutting scored one and the score does not hold. The claim was that restoring מֵעִם to the round-trip produced the experiment’s best agreement yet. IT IS NOT AN AGREEMENT. IT IS A MIRROR. “From-with” is not a neutral English rendering that happened to carry the compound home; it is a construction built for this stone for the sole purpose of encoding מֵעִם, declared as such in the second cutting and hyphenated precisely so the two prepositions stay visible. A hand carrying that English back into Hebrew cannot arrive anywhere else. The round-trip did not recover the reading — the reading was handed to it.</w:t>
+      </w:r>
+    </w:p>
+    <w:p>
+      <w:pPr>
+        <w:keepLines/>
+        <w:jc w:val="center"/>
+      </w:pPr>
+      <w:r>
+        <w:rPr>
+          <w:b w:val="0"/>
+          <w:i w:val="0"/>
+          <w:sz w:val="20"/>
+        </w:rPr>
+        <w:t>THE RULE THIS ESTABLISHES, and it is general to the round-trip discipline: A ROUND-TRIP CAN ONLY TEST WHAT THE BLOOM DOES NOT ALREADY GIVE AWAY. Agreement counts as evidence only where the English is a NEUTRAL CARRIER — where the rendering was chosen for the English and the Hebrew came back anyway. Where a rendering was deliberately shaped to preserve a source feature, agreement on that feature is tautological and must be scored zero. The blind study measures what survives translation, not what was smuggled through it.</w:t>
+      </w:r>
+    </w:p>
+    <w:p>
+      <w:pPr>
+        <w:keepLines/>
+        <w:jc w:val="center"/>
+      </w:pPr>
+      <w:r>
+        <w:rPr>
+          <w:b w:val="0"/>
+          <w:i w:val="0"/>
+          <w:sz w:val="20"/>
+        </w:rPr>
+        <w:t>WHAT DOES STILL SCORE ON THIS VERSE: ezrah for ezri. Nothing in the English “my help” forces the feminine noun over the masculine with suffix, and the round-trip note already declares that expansion as a real divergence. That is a genuine result and the third cutting was right to leave it standing. The preposition is not, any more — and the difference between the two is exactly the difference between a measurement and its own reflection.</w:t>
+      </w:r>
+    </w:p>
+    <w:p>
+      <w:pPr>
+        <w:keepLines/>
+        <w:jc w:val="center"/>
+      </w:pPr>
+      <w:r>
+        <w:rPr>
+          <w:b w:val="0"/>
+          <w:i w:val="0"/>
+          <w:sz w:val="20"/>
+        </w:rPr>
+        <w:t>NOTED FOR THE PRODUCTION SPECIFICATION: every round-trip panel in the corpus should be re-scored against this test, since any verse whose bloom carries a deliberately odd construction — “found much”, “with all your much”, “gifted”, “long-anger” — will round-trip perfectly for the same non-reason. The perfect returns are the ones to distrust first.</w:t>
       </w:r>
     </w:p>
     <w:p>

--- a/Free-Quarry/Ultras/Psalm-121-Ultra-The-Watchmans-Psalm.docx
+++ b/Free-Quarry/Ultras/Psalm-121-Ultra-The-Watchmans-Psalm.docx
@@ -413,7 +413,7 @@
           <w:i w:val="0"/>
           <w:sz w:val="20"/>
         </w:rPr>
-        <w:t>• shir la-ma’alot (שִׁיר לַמַּעֲלוֹת) — a song FOR the ascents: ma’alah, the going-up — the pilgrim road-psalms, composed for feet in motion. Liturgy with a walking pace built into it.</w:t>
+        <w:t>• shir la-ma’alot (שִׁיר לַמַּעֲלוֹת) — a song for the ascents: ma’alah, the going-up — the pilgrim road-psalms, composed for feet in motion. Liturgy with a walking pace built into it.</w:t>
       </w:r>
     </w:p>
     <w:p>
@@ -427,7 +427,7 @@
           <w:i w:val="0"/>
           <w:sz w:val="20"/>
         </w:rPr>
-        <w:t>• essa einai (אֶשָּׂא עֵינַי) — I LIFT my eyes: nasa, the ordinary lifting-verb — common right across the canon, and here doing the walker’s own motion: the eyes go up before the question is asked.</w:t>
+        <w:t>• essa einai (אֶשָּׂא עֵינַי) — I lift my eyes: nasa, the ordinary lifting-verb — common right across the canon, and here doing the walker’s own motion: the eyes go up before the question is asked.</w:t>
       </w:r>
     </w:p>
     <w:p>
@@ -441,7 +441,7 @@
           <w:i w:val="0"/>
           <w:sz w:val="20"/>
         </w:rPr>
-        <w:t>• me’ayin yavo ezri (מֵאַיִן יָבֹא עֶזְרִי) — from WHERE will my help come? — a real question, and me’ayin is the interrogative that asks it. Older English buried the question mark — the KJV’s from whence cometh my help reads to a modern ear as a statement — and the hills were ambiguous enough to make the asking real: they held shrines, bandits, and Zion all at once. The psalm asks honestly, and answers in the next breath.</w:t>
+        <w:t>• me’ayin yavo ezri (מֵאַיִן יָבֹא עֶזְרִי) — from where will my help come? — a real question, and me’ayin is the interrogative that asks it. Older English buried the question mark — the KJV’s from whence cometh my help reads to a modern ear as a statement — and the hills were ambiguous enough to make the asking real: they held shrines, bandits, and Zion all at once. The psalm asks honestly, and answers in the next breath.</w:t>
       </w:r>
     </w:p>
     <w:p>
@@ -455,7 +455,7 @@
           <w:i w:val="0"/>
           <w:sz w:val="20"/>
         </w:rPr>
-        <w:t>• ezri (עֶזְרִי) — MY HELP: ezer, and it is not a subordinate’s word. It is Genesis 2:18’s ezer kenegdo, and across the Psalms it is used overwhelmingly of God himself — 33:20, 70:5, 115:9-11, 146:5. The walker is not asking for assistance; he is naming a role.</w:t>
+        <w:t>• ezri (עֶזְרִי) — My help: ezer, and it is not a subordinate’s word. It is Genesis 2:18’s ezer kenegdo, and across the Psalms it is used overwhelmingly of God himself — 33:20, 70:5, 115:9-11, 146:5. The walker is not asking for assistance; he is naming a role.</w:t>
       </w:r>
     </w:p>
     <w:p>
@@ -469,7 +469,7 @@
           <w:i w:val="0"/>
           <w:sz w:val="20"/>
         </w:rPr>
-        <w:t>• me’im YHWH (מֵעִם יְהוָה) — FROM-WITH YHWH: and this is the crown, missed on the first cutting. me’im is not “from”. It is min plus im — from-with, from beside, from the presence of — and every committee flattens it to the bare preposition. THE VERSE ANSWERS ITS OWN QUESTION BY CHANGING THE PREPOSITION: v1 asks me’ayin, from WHERE, which is a place question; v2 answers me’im, from WITH, which is a person answer. The two words rhyme across the break and the exchange is the whole theology of the psalm — he looked to the hills for a location and was handed a presence. Note also what the clause does NOT contain: there is no verb in it. The verb is GAPPED from the question — yavo, will come — so the help is still in motion, and “is” would freeze it. The dash carries the gap. AND THE COMPOUND IS CHARGED IN BOTH DIRECTIONS: min is separation, im is proximity, so me’im means MOTION AWAY FROM A PLACE OF TOGETHERNESS. That is precisely what makes it help rather than presence — something must leave the place beside him in order to arrive here. The same compound carries the reverse at 1 Samuel 16:14, where the spirit of YHWH departed me’im Saul: out from beside. One word, both vectors.</w:t>
+        <w:t>• me’im YHWH (מֵעִם יְהוָה) — From-with YHWH: and this is the crown, missed on the first cutting. me’im is not “from”. It is min plus im — from-with, from beside, from the presence of — and every committee flattens it to the bare preposition. The verse answers its own question by changing the preposition: v1 asks me’ayin, from where, which is a place question; v2 answers me’im, from with, which is a person answer. The two words rhyme across the break and the exchange is the whole theology of the psalm — he looked to the hills for a location and was handed a presence. Note also what the clause does not contain: there is no verb in it. The verb is gapped from the question — yavo, will come — so the help is still in motion, and “is” would freeze it. The dash carries the gap. And the compound is charged in both directions: min is separation, im is proximity, so me’im means motion away from A place of togetherness. That is precisely what makes it help rather than presence — something must leave the place beside him in order to arrive here. The same compound carries the reverse at 1 Samuel 16:14, where the spirit of YHWH departed me’im Saul: out from beside. One word, both vectors.</w:t>
       </w:r>
     </w:p>
     <w:p>
@@ -483,7 +483,7 @@
           <w:i w:val="0"/>
           <w:sz w:val="20"/>
         </w:rPr>
-        <w:t>THE MEM ENVELOPE — a structural feature of the whole psalm, first seen on 6 September 2026 and not on the first cutting. FOUR MEM-PREFIXED COMPOUNDS STAND IN THIS PSALM AND THEY ALL STAND AT ITS TWO ENDS: me’ayin at v1 and me’im at v2 open it; mi-kol-ra at v7 and me’atah at v8 close it. VERSES 3 TO 6 — the entire sleepless-watch fugue, six occurrences of shamar — CONTAIN NOT ONE. So the psalm asks and answers in mem, and the watch is held inside the brackets. From-where and from-with at the head; from-all-evil and from-now at the foot: place, person, harm, time. Checked verse by verse against the source panel.</w:t>
+        <w:t>The mem envelope — a structural feature of the whole psalm, first seen on 6 September 2026 and not on the first cutting. Four mem-prefixed compounds stand in this psalm and they all stand at its two ends: me’ayin at v1 and me’im at v2 open it; mi-kol-ra at v7 and me’atah at v8 close it. Verses 3 to 6 — the entire sleepless-watch fugue, six occurrences of shamar — Contain not one. So the psalm asks and answers in mem, and the watch is held inside the brackets. From-where and from-with at the head; from-all-evil and from-now at the foot: place, person, harm, time. Checked verse by verse against the source panel.</w:t>
       </w:r>
     </w:p>
     <w:p>
@@ -739,7 +739,7 @@
           <w:i w:val="0"/>
           <w:sz w:val="20"/>
         </w:rPr>
-        <w:t>• al-yanum (אַל־יָנוּם) — does not DROWSE: num — the nod, the micro-sleep, the sentry’s eyelids at four in the morning. The claim is not merely that He does not sleep; He does not even blink at his post.</w:t>
+        <w:t>• al-yanum (אַל־יָנוּם) — does not drowse: num — the nod, the micro-sleep, the sentry’s eyelids at four in the morning. The claim is not merely that He does not sleep; He does not even blink at his post.</w:t>
       </w:r>
     </w:p>
     <w:p>
@@ -753,7 +753,7 @@
           <w:i w:val="0"/>
           <w:sz w:val="20"/>
         </w:rPr>
-        <w:t>• lo-yanum ve-lo yishan (לֹא־יָנוּם וְלֹא יִישָׁן) — neither drowses NOR sleeps: the double negation aimed at the neighbours’ gods — Elijah taunted Baal’s prophets that their god was perhaps sleeping (1 Kings 18:27). Israel’s Shomer keeps a watch no rota relieves; the night wall is never unmanned.</w:t>
+        <w:t>• lo-yanum ve-lo yishan (לֹא־יָנוּם וְלֹא יִישָׁן) — neither drowses nor sleeps: the double negation aimed at the neighbours’ gods — Elijah taunted Baal’s prophets that their god was perhaps sleeping (1 Kings 18:27). Israel’s Shomer keeps a watch no rota relieves; the night wall is never unmanned.</w:t>
       </w:r>
     </w:p>
     <w:p>
@@ -995,7 +995,7 @@
           <w:i w:val="0"/>
           <w:sz w:val="20"/>
         </w:rPr>
-        <w:t>• tzillecha (צִלְּךָ) — your SHADE: tzel, the shadow-noun — and the reversal sits inside the word itself. A shadow is what stands between you and what would strike you; the same three letters are read by the Masoretic pointing inside tzalmavet, the deep-dark of the ravine, though many take that root as simply deep darkness. Here tzel stands alone and unambiguous, and its owner is named.</w:t>
+        <w:t>• tzillecha (צִלְּךָ) — your shade: tzel, the shadow-noun — and the reversal sits inside the word itself. A shadow is what stands between you and what would strike you; the same three letters are read by the Masoretic pointing inside tzalmavet, the deep-dark of the ravine, though many take that root as simply deep darkness. Here tzel stands alone and unambiguous, and its owner is named.</w:t>
       </w:r>
     </w:p>
     <w:p>
@@ -1265,7 +1265,7 @@
           <w:i w:val="0"/>
           <w:sz w:val="20"/>
         </w:rPr>
-        <w:t>• yishmor et-nafshecha (יִשְׁמֹר אֶת־נַפְשֶׁךָ) — He shall keep your LIFE: nefesh — the whole living self rather than a detachable soul: breath, appetite, throat, life. What the Keeper keeps is not a part of the walker but the walker.</w:t>
+        <w:t>• yishmor et-nafshecha (יִשְׁמֹר אֶת־נַפְשֶׁךָ) — He shall keep your life: nefesh — the whole living self rather than a detachable soul: breath, appetite, throat, life. What the Keeper keeps is not a part of the walker but the walker.</w:t>
       </w:r>
     </w:p>
     <w:p>
@@ -1293,7 +1293,7 @@
           <w:i w:val="0"/>
           <w:sz w:val="20"/>
         </w:rPr>
-        <w:t>• me’atah ve-ad-olam (מֵעַתָּה וְעַד־עוֹלָם) — from now and unto OLAM: the hidden-horizon word, from a root carrying what lies out of sight. The psalm ends where the road does — past the last visible ridge.</w:t>
+        <w:t>• me’atah ve-ad-olam (מֵעַתָּה וְעַד־עוֹלָם) — from now and unto olam: the hidden-horizon word, from a root carrying what lies out of sight. The psalm ends where the road does — past the last visible ridge.</w:t>
       </w:r>
     </w:p>
     <w:p>
@@ -1307,7 +1307,7 @@
           <w:i w:val="0"/>
           <w:sz w:val="20"/>
         </w:rPr>
-        <w:t>AND THE ENVELOPE CLOSES HERE. mi-kol-ra and me’atah are the third and fourth mem-compounds of the psalm, and the other two — me’ayin and me’im — stood in the first two verses. Nothing between v3 and v6 carries one. The bracket the walker opened with a question about where, he closes with an answer about when.</w:t>
+        <w:t>And the envelope closes here. mi-kol-ra and me’atah are the third and fourth mem-compounds of the psalm, and the other two — me’ayin and me’im — stood in the first two verses. Nothing between v3 and v6 carries one. The bracket the walker opened with a question about where, he closes with an answer about when.</w:t>
       </w:r>
     </w:p>
     <w:p>
@@ -1427,7 +1427,7 @@
           <w:sz w:val="26"/>
           <w:rtl w:val="1"/>
         </w:rPr>
-        <w:t>אֶשָּׂא עֵינַי אֶל־הֶהָרִים,</w:t>
+        <w:t>אֶשָּׂא עֵינַי אֶל־הֶהָרִים</w:t>
       </w:r>
     </w:p>
     <w:p>
@@ -1463,7 +1463,7 @@
           <w:sz w:val="26"/>
           <w:rtl w:val="1"/>
         </w:rPr>
-        <w:t>עֶזְרִי מֵעִם יְהוָה,</w:t>
+        <w:t>עֶזְרִי מֵעִם יְהוָה</w:t>
       </w:r>
     </w:p>
     <w:p>
@@ -1499,7 +1499,7 @@
           <w:sz w:val="26"/>
           <w:rtl w:val="1"/>
         </w:rPr>
-        <w:t>אַל־יִתֵּן לַמּוֹט רַגְלֶךָ,</w:t>
+        <w:t>אַל־יִתֵּן לַמּוֹט רַגְלֶךָ</w:t>
       </w:r>
     </w:p>
     <w:p>
@@ -1535,7 +1535,7 @@
           <w:sz w:val="26"/>
           <w:rtl w:val="1"/>
         </w:rPr>
-        <w:t>הִנֵּה לֹא־יָנוּם וְלֹא יִישָׁן,</w:t>
+        <w:t>הִנֵּה לֹא־יָנוּם וְלֹא יִישָׁן</w:t>
       </w:r>
     </w:p>
     <w:p>
@@ -1571,7 +1571,7 @@
           <w:sz w:val="26"/>
           <w:rtl w:val="1"/>
         </w:rPr>
-        <w:t>יְהוָה שֹׁמְרֶךָ,</w:t>
+        <w:t>יְהוָה שֹׁמְרֶךָ</w:t>
       </w:r>
     </w:p>
     <w:p>
@@ -1607,7 +1607,7 @@
           <w:sz w:val="26"/>
           <w:rtl w:val="1"/>
         </w:rPr>
-        <w:t>יוֹמָם הַשֶּׁמֶשׁ לֹא־יַכֶּכָּה,</w:t>
+        <w:t>יוֹמָם הַשֶּׁמֶשׁ לֹא־יַכֶּכָּה</w:t>
       </w:r>
     </w:p>
     <w:p>
@@ -1643,7 +1643,7 @@
           <w:sz w:val="26"/>
           <w:rtl w:val="1"/>
         </w:rPr>
-        <w:t>יְהוָה יִשְׁמָרְךָ מִכָּל־רָע,</w:t>
+        <w:t>יְהוָה יִשְׁמָרְךָ מִכָּל־רָע</w:t>
       </w:r>
     </w:p>
     <w:p>
@@ -1679,7 +1679,7 @@
           <w:sz w:val="26"/>
           <w:rtl w:val="1"/>
         </w:rPr>
-        <w:t>יְהוָה יִשְׁמָר־צֵאתְךָ וּבוֹאֶךָ,</w:t>
+        <w:t>יְהוָה יִשְׁמָר־צֵאתְךָ וּבוֹאֶךָ</w:t>
       </w:r>
     </w:p>
     <w:p>
@@ -2225,7 +2225,7 @@
           <w:sz w:val="26"/>
           <w:rtl w:val="1"/>
         </w:rPr>
-        <w:t>אֶשָּׂא אֶת־עֵינַי אֶל הֶהָרִים,</w:t>
+        <w:t>אֶשָּׂא אֶת־עֵינַי אֶל הֶהָרִים</w:t>
       </w:r>
     </w:p>
     <w:p>
@@ -2243,7 +2243,7 @@
           <w:sz w:val="26"/>
           <w:rtl w:val="1"/>
         </w:rPr>
-        <w:t>מֵאַיִן יָבוֹא לִי הָעֶזְרָה?</w:t>
+        <w:t>מֵאַיִן יָבוֹא לִי הָעֶזְרָה</w:t>
       </w:r>
     </w:p>
     <w:p>
@@ -2261,7 +2261,7 @@
           <w:sz w:val="26"/>
           <w:rtl w:val="1"/>
         </w:rPr>
-        <w:t>עֶזְרָתִי מֵעִם יְהוָה,</w:t>
+        <w:t>עֶזְרָתִי מֵעִם יְהוָה</w:t>
       </w:r>
     </w:p>
     <w:p>
@@ -2297,7 +2297,7 @@
           <w:sz w:val="26"/>
           <w:rtl w:val="1"/>
         </w:rPr>
-        <w:t>לֹא יִתֵּן שֶׁתִּזְדַּעֲזַע רַגְלֶךָ,</w:t>
+        <w:t>לֹא יִתֵּן שֶׁתִּזְדַּעֲזַע רַגְלֶךָ</w:t>
       </w:r>
     </w:p>
     <w:p>
@@ -2333,7 +2333,7 @@
           <w:sz w:val="26"/>
           <w:rtl w:val="1"/>
         </w:rPr>
-        <w:t>הִנֵּה, הוּא לֹא יְנַמְנֵם וְלֹא יִישָׁן,</w:t>
+        <w:t>הִנֵּה הוּא לֹא יְנַמְנֵם וְלֹא יִישָׁן</w:t>
       </w:r>
     </w:p>
     <w:p>
@@ -2369,7 +2369,7 @@
           <w:sz w:val="26"/>
           <w:rtl w:val="1"/>
         </w:rPr>
-        <w:t>יְהוָה הוּא שׁוֹמְרְךָ,</w:t>
+        <w:t>יְהוָה הוּא שׁוֹמְרְךָ</w:t>
       </w:r>
     </w:p>
     <w:p>
@@ -2405,7 +2405,7 @@
           <w:sz w:val="26"/>
           <w:rtl w:val="1"/>
         </w:rPr>
-        <w:t>בַּיּוֹם הַשֶּׁמֶשׁ לֹא תַכֶּה בְךָ,</w:t>
+        <w:t>בַּיּוֹם הַשֶּׁמֶשׁ לֹא תַכֶּה בְךָ</w:t>
       </w:r>
     </w:p>
     <w:p>
@@ -2441,7 +2441,7 @@
           <w:sz w:val="26"/>
           <w:rtl w:val="1"/>
         </w:rPr>
-        <w:t>יְהוָה יִשְׁמָרְךָ מִכָּל־רָע,</w:t>
+        <w:t>יְהוָה יִשְׁמָרְךָ מִכָּל־רָע</w:t>
       </w:r>
     </w:p>
     <w:p>
@@ -2477,7 +2477,7 @@
           <w:sz w:val="26"/>
           <w:rtl w:val="1"/>
         </w:rPr>
-        <w:t>יְהוָה יִשְׁמֹר אֶת־יְצִיאָתְךָ וְאֶת־בּוֹאֲךָ,</w:t>
+        <w:t>יְהוָה יִשְׁמֹר אֶת־יְצִיאָתְךָ וְאֶת־בּוֹאֲךָ</w:t>
       </w:r>
     </w:p>
     <w:p>
@@ -2560,7 +2560,7 @@
           <w:i w:val="0"/>
           <w:sz w:val="20"/>
         </w:rPr>
-        <w:t>CUT ONE, v2. “My help is from YHWH” becomes “My help — from-with YHWH”. Two changes in one line and both are declared. (a) me’im was never recovered on the first cutting; the bullet in the source recovery now carries it. (b) THE COPULA IS REMOVED, and this EXCEEDS “cuts, and only cuts” — it is a structural change made under the practitioner’s explicit wider grant on an open stone, and a later hand may refuse it.</w:t>
+        <w:t>Cut one, v2. “My help is from YHWH” becomes “My help — from-with YHWH”. Two changes in one line and both are declared. (a) me’im was never recovered on the first cutting; the bullet in the source recovery now carries it. (b) the copula is removed, and this exceeds “cuts, and only cuts” — it is a structural change made under the practitioner’s explicit wider grant on an open stone, and a later hand may refuse it.</w:t>
       </w:r>
     </w:p>
     <w:p>
@@ -2574,7 +2574,7 @@
           <w:i w:val="0"/>
           <w:sz w:val="20"/>
         </w:rPr>
-        <w:t>THE ARGUMENT FOR REMOVING IT. The house rule as it stood asks whether a verb is present anywhere in the verse. That is the wrong question here: oseh is a PARTICIPLE IN CONSTRUCT doing epithet work and predicates nothing of ezri, so the first colon has no predicate at all. But the sharper reason is that the clause is ELLIPTICAL RATHER THAN VERBLESS — its verb is gapped from v1’s yavo, three lines above on this same face. The missing word is therefore a verb of MOTION, and “is” substitutes a verb of STATE for it. The committees supply “comes” and are right to; the first cutting supplied “is”, which is the one wrong option available. The dash leaves the gap open, which is what the Hebrew does and what having v1 on the same face permits.</w:t>
+        <w:t>The argument for removing it. The house rule as it stood asks whether a verb is present anywhere in the verse. That is the wrong question here: oseh is a participle in construct doing epithet work and predicates nothing of ezri, so the first colon has no predicate at all. But the sharper reason is that the clause is elliptical rather than verbless — its verb is gapped from v1’s yavo, three lines above on this same face. The missing word is therefore a verb of motion, and “is” substitutes a verb of state for it. The committees supply “comes” and are right to; the first cutting supplied “is”, which is the one wrong option available. The dash leaves the gap open, which is what the Hebrew does and what having v1 on the same face permits.</w:t>
       </w:r>
     </w:p>
     <w:p>
@@ -2588,7 +2588,7 @@
           <w:i w:val="0"/>
           <w:sz w:val="20"/>
         </w:rPr>
-        <w:t>CUT TWO, v7. “your soul-life” becomes “your life”, at both sites — the per-verse bloom and the assembled psalm — together with the gloss in the source recovery. This applies the SHEMA PRECEDENT of 23 August, where the identical compound was cut from Deuteronomy 6:5, and the Matthew 22:37 tablet, which cut psyche the same way on the principle that source differences are rendered and translation differences are not manufactured. nefesh stands as LIFE across the corpus, and this stone was the last artifact still carrying the old compound. The recovery bullet keeps its whole explanation; only the gloss-word moved. Flagged 26 August, actioned now.</w:t>
+        <w:t>Cut two, v7. “your soul-life” becomes “your life”, at both sites — the per-verse bloom and the assembled psalm — together with the gloss in the source recovery. This applies the shema precedent of 23 August, where the identical compound was cut from Deuteronomy 6:5, and the Matthew 22:37 tablet, which cut psyche the same way on the principle that source differences are rendered and translation differences are not manufactured. nefesh stands as life across the corpus, and this stone was the last artifact still carrying the old compound. The recovery bullet keeps its whole explanation; only the gloss-word moved. Flagged 26 August, actioned now.</w:t>
       </w:r>
     </w:p>
     <w:p>
@@ -2602,7 +2602,7 @@
           <w:i w:val="0"/>
           <w:sz w:val="20"/>
         </w:rPr>
-        <w:t>ADDITIONS. An ezri bullet, which the stone lacked entirely — ezer is Genesis 2:18’s word and the Psalms use it overwhelmingly of God. And the me’im bullet, which carries the crown: the verse answers its own question by changing the preposition, me’ayin to me’im, from-where to from-with, a place question answered with a person.</w:t>
+        <w:t>Additions. An ezri bullet, which the stone lacked entirely — ezer is Genesis 2:18’s word and the Psalms use it overwhelmingly of God. And the me’im bullet, which carries the crown: the verse answers its own question by changing the preposition, me’ayin to me’im, from-where to from-with, a place question answered with a person.</w:t>
       </w:r>
     </w:p>
     <w:p>
@@ -2616,7 +2616,7 @@
           <w:i w:val="0"/>
           <w:sz w:val="20"/>
         </w:rPr>
-        <w:t>REPAIRS. The v1-2 recovery prose said the answer “is over them” — still a place-answer to a place-question, and me’im is precisely what corrects it. And the round-trip note’s nefesh gloss, so that it no longer quotes a superseded reading.</w:t>
+        <w:t>Repairs. The v1-2 recovery prose said the answer “is over them” — still a place-answer to a place-question, and me’im is precisely what corrects it. And the round-trip note’s nefesh gloss, so that it no longer quotes a superseded reading.</w:t>
       </w:r>
     </w:p>
     <w:p>
@@ -2630,7 +2630,7 @@
           <w:i w:val="0"/>
           <w:sz w:val="20"/>
         </w:rPr>
-        <w:t>REFUSAL PRINTED. “From the presence of” was NOT taken for me’im, though Strong’s gives it and it is smoother in the mouth: it imports a noun the Hebrew does not have, and it breaks the me’ayin / me’im rhyme, which is the catch. The oddness is the recovery — the same call as “found much” and “gifted”.</w:t>
+        <w:t>Refusal printed. “From the presence of” was not taken for me’im, though Strong’s gives it and it is smoother in the mouth: it imports a noun the Hebrew does not have, and it breaks the me’ayin / me’im rhyme, which is the catch. The oddness is the recovery — the same call as “found much” and “gifted”.</w:t>
       </w:r>
     </w:p>
     <w:p>
@@ -2644,7 +2644,7 @@
           <w:i w:val="0"/>
           <w:sz w:val="20"/>
         </w:rPr>
-        <w:t>READ-ALOUD HAZARD DECLARED. “From-with” is a live candidate to collapse to “from which” in speech, which is the boundary-error class the diagnostic tracks. This line has not yet been read aloud. If it breaks in the mouth, it is the line to revisit, and removing the hyphen is the first thing to try.</w:t>
+        <w:t>Read-aloud hazard declared. “From-with” is a live candidate to collapse to “from which” in speech, which is the boundary-error class the diagnostic tracks. This line has not yet been read aloud. If it breaks in the mouth, it is the line to revisit, and removing the hyphen is the first thing to try.</w:t>
       </w:r>
     </w:p>
     <w:p>
@@ -2658,7 +2658,7 @@
           <w:i w:val="0"/>
           <w:sz w:val="20"/>
         </w:rPr>
-        <w:t>VERIFIED THIS PASS. The assembled-panel-against-per-verse diff was run programmatically on this stone for the first time — 56 Hebrew tokens each way, multiset-identical, nothing missing in either direction. That is the standing assert which caught the Exodus 3 abridgement at 92 against 68; this stone passes it clean. shamar is rendered KEEP throughout, matching the 1 Kings 3 harmonisation of 26 August. And Psalm 121:2 now stands identical here and on the POD tablet cut the same night.</w:t>
+        <w:t>Verified this pass. The assembled-panel-against-per-verse diff was run programmatically on this stone for the first time — 56 Hebrew tokens each way, multiset-identical, nothing missing in either direction. That is the standing assert which caught the Exodus 3 abridgement at 92 against 68; this stone passes it clean. shamar is rendered keep throughout, matching the 1 Kings 3 harmonisation of 26 August. And Psalm 121:2 now stands identical here and on the pod tablet cut the same night.</w:t>
       </w:r>
     </w:p>
     <w:p>
@@ -2672,7 +2672,7 @@
           <w:i w:val="0"/>
           <w:sz w:val="20"/>
         </w:rPr>
-        <w:t>THIRD CUTTING, 6 September 2026 — one line, found by the second hand running the diff cold. THE ROUND-TRIP PANEL STILL CARRIED THE SUPERSEDED READING. Its v2 read עֶזְרָתִי מִיְּהוָה — my help from-YHWH — which was faithful to the bloom as it stood before the second cutting and became stale the moment the bloom changed. Corrected to עֶזְרָתִי מֵעִם יְהוָה. The ezrah expansion is left standing because the round-trip note already declares it; the flattened preposition was not declared anywhere, because it was not a choice.</w:t>
+        <w:t>Third cutting, 6 September 2026 — one line, found by the second hand running the diff cold. The round-trip panel still carried the superseded reading. Its v2 read עֶזְרָתִי מִיְּהוָה — my help from-YHWH — which was faithful to the bloom as it stood before the second cutting and became stale the moment the bloom changed. Corrected to עֶזְרָתִי מֵעִם יְהוָה. The ezrah expansion is left standing because the round-trip note already declares it; the flattened preposition was not declared anywhere, because it was not a choice.</w:t>
       </w:r>
     </w:p>
     <w:p>
@@ -2686,7 +2686,7 @@
           <w:i w:val="0"/>
           <w:sz w:val="20"/>
         </w:rPr>
-        <w:t>AND THE CORRECTION PRODUCES THE EXPERIMENT’S BEST RESULT SO FAR, which is why it is worth printing rather than merely fixing. The round-trip asks whether the English bloom, carried back into Hebrew by a hand that cannot see the source, lands near the original. At this word it now lands ON it — מֵעִם for מֵעִם, exactly. The first cutting’s "from" could not have; "from-with" does. A recovery that round-trips to the source word is a stronger result than one that merely reads well.</w:t>
+        <w:t>And the correction produces the experiment’S best result so far, which is why it is worth printing rather than merely fixing. The round-trip asks whether the English bloom, carried back into Hebrew by a hand that cannot see the source, lands near the original. At this word it now lands on it — מֵעִם for מֵעִם, exactly. The first cutting’s "from" could not have; "from-with" does. A recovery that round-trips to the source word is a stronger result than one that merely reads well.</w:t>
       </w:r>
     </w:p>
     <w:p>
@@ -2700,7 +2700,7 @@
           <w:i w:val="0"/>
           <w:sz w:val="20"/>
         </w:rPr>
-        <w:t>AND IT REPAIRS THE MEM ENVELOPE IN THE SECOND PANEL. With מִיְּהוָה standing, the round-trip carried a mem-compound in the right verse but the wrong form, so the bracket that the source holds — me’ayin, me’im at the head; mi-kol-ra, me’atah at the foot — was broken in the re-composition. It now stands in both panels. Verified programmatically: five mem-initial forms across the document before the cut, four after, and the four are the four the envelope names.</w:t>
+        <w:t>And it repairs the mem envelope in the second panel. With מִיְּהוָה standing, the round-trip carried a mem-compound in the right verse but the wrong form, so the bracket that the source holds — me’ayin, me’im at the head; mi-kol-ra, me’atah at the foot — was broken in the re-composition. It now stands in both panels. Verified programmatically: five mem-initial forms across the document before the cut, four after, and the four are the four the envelope names.</w:t>
       </w:r>
     </w:p>
     <w:p>
@@ -2714,7 +2714,7 @@
           <w:i w:val="0"/>
           <w:sz w:val="20"/>
         </w:rPr>
-        <w:t>THE STANDING RULE THIS CONFIRMS, from the Production Specification: any change to a bloomed rendering requires re-checking the round-trip IN THE SAME PASS. The second cutting repaired the round-trip’s nefesh gloss and did not revisit its preposition. Two repairs were owed to that panel and one was made — which is exactly the failure a single hand cannot see, because it had already attended to that panel and recorded doing so.</w:t>
+        <w:t>The standing rule this confirms, from the Production Specification: any change to a bloomed rendering requires re-checking the round-trip in the same pass. The second cutting repaired the round-trip’s nefesh gloss and did not revisit its preposition. Two repairs were owed to that panel and one was made — which is exactly the failure a single hand cannot see, because it had already attended to that panel and recorded doing so.</w:t>
       </w:r>
     </w:p>
     <w:p>
@@ -2728,7 +2728,7 @@
           <w:i w:val="0"/>
           <w:sz w:val="20"/>
         </w:rPr>
-        <w:t>THIRD ADDITION, AND IT CAME FROM THE READ RATHER THAN THE PAGE. The practitioner read the chiselled stone aloud the same night, and hearing all eight verses in one breath surfaced what reading them one at a time had hidden: THE MEM ENVELOPE, now carried at both ends of the psalm above. The dark twin at 1 Samuel 16:14 was verified against the interlinear and added to the me’im bullet. Recorded here because it establishes something about method — a structural feature spanning the whole object is not reliably visible while working verse by verse, and the read aloud is the instrument that catches it. Owed to the Concordance: me’im with both vectors, and the envelope as a structural entry.</w:t>
+        <w:t>Third addition, and it came from the read rather than the page. The practitioner read the chiselled stone aloud the same night, and hearing all eight verses in one breath surfaced what reading them one at a time had hidden: The mem envelope, now carried at both ends of the psalm above. The dark twin at 1 Samuel 16:14 was verified against the interlinear and added to the me’im bullet. Recorded here because it establishes something about method — a structural feature spanning the whole object is not reliably visible while working verse by verse, and the read aloud is the instrument that catches it. Owed to the Concordance: me’im with both vectors, and the envelope as a structural entry.</w:t>
       </w:r>
     </w:p>
     <w:p>
@@ -2742,7 +2742,7 @@
           <w:i w:val="0"/>
           <w:sz w:val="20"/>
         </w:rPr>
-        <w:t>FOURTH CUTTING, 6 September 2026 — NOT A CHANGE TO THE TEXT BUT A REFUSAL OF A RESULT, printed here because the third cutting scored one and the score does not hold. The claim was that restoring מֵעִם to the round-trip produced the experiment’s best agreement yet. IT IS NOT AN AGREEMENT. IT IS A MIRROR. “From-with” is not a neutral English rendering that happened to carry the compound home; it is a construction built for this stone for the sole purpose of encoding מֵעִם, declared as such in the second cutting and hyphenated precisely so the two prepositions stay visible. A hand carrying that English back into Hebrew cannot arrive anywhere else. The round-trip did not recover the reading — the reading was handed to it.</w:t>
+        <w:t>Fourth cutting, 6 September 2026 — Not A change to the text but A refusal of A result, printed here because the third cutting scored one and the score does not hold. The claim was that restoring מֵעִם to the round-trip produced the experiment’s best agreement yet. It is not an agreement. It is A mirror. “From-with” is not a neutral English rendering that happened to carry the compound home; it is a construction built for this stone for the sole purpose of encoding מֵעִם, declared as such in the second cutting and hyphenated precisely so the two prepositions stay visible. A hand carrying that English back into Hebrew cannot arrive anywhere else. The round-trip did not recover the reading — the reading was handed to it.</w:t>
       </w:r>
     </w:p>
     <w:p>
@@ -2756,7 +2756,7 @@
           <w:i w:val="0"/>
           <w:sz w:val="20"/>
         </w:rPr>
-        <w:t>THE RULE THIS ESTABLISHES, and it is general to the round-trip discipline: A ROUND-TRIP CAN ONLY TEST WHAT THE BLOOM DOES NOT ALREADY GIVE AWAY. Agreement counts as evidence only where the English is a NEUTRAL CARRIER — where the rendering was chosen for the English and the Hebrew came back anyway. Where a rendering was deliberately shaped to preserve a source feature, agreement on that feature is tautological and must be scored zero. The blind study measures what survives translation, not what was smuggled through it.</w:t>
+        <w:t>The rule this establishes, and it is general to the round-trip discipline: A round-trip can only test what the bloom does not already give away. Agreement counts as evidence only where the English is a neutral carrier — where the rendering was chosen for the English and the Hebrew came back anyway. Where a rendering was deliberately shaped to preserve a source feature, agreement on that feature is tautological and must be scored zero. The blind study measures what survives translation, not what was smuggled through it.</w:t>
       </w:r>
     </w:p>
     <w:p>
@@ -2770,7 +2770,7 @@
           <w:i w:val="0"/>
           <w:sz w:val="20"/>
         </w:rPr>
-        <w:t>WHAT DOES STILL SCORE ON THIS VERSE: ezrah for ezri. Nothing in the English “my help” forces the feminine noun over the masculine with suffix, and the round-trip note already declares that expansion as a real divergence. That is a genuine result and the third cutting was right to leave it standing. The preposition is not, any more — and the difference between the two is exactly the difference between a measurement and its own reflection.</w:t>
+        <w:t>What does still score on this verse: ezrah for ezri. Nothing in the English “my help” forces the feminine noun over the masculine with suffix, and the round-trip note already declares that expansion as a real divergence. That is a genuine result and the third cutting was right to leave it standing. The preposition is not, any more — and the difference between the two is exactly the difference between a measurement and its own reflection.</w:t>
       </w:r>
     </w:p>
     <w:p>
@@ -2784,7 +2784,7 @@
           <w:i w:val="0"/>
           <w:sz w:val="20"/>
         </w:rPr>
-        <w:t>NOTED FOR THE PRODUCTION SPECIFICATION: every round-trip panel in the corpus should be re-scored against this test, since any verse whose bloom carries a deliberately odd construction — “found much”, “with all your much”, “gifted”, “long-anger” — will round-trip perfectly for the same non-reason. The perfect returns are the ones to distrust first.</w:t>
+        <w:t>Noted for the production specification: every round-trip panel in the corpus should be re-scored against this test, since any verse whose bloom carries a deliberately odd construction — “found much”, “with all your much”, “gifted”, “long-anger” — will round-trip perfectly for the same non-reason. The perfect returns are the ones to distrust first.</w:t>
       </w:r>
     </w:p>
     <w:p>

--- a/Free-Quarry/Ultras/Psalm-121-Ultra-The-Watchmans-Psalm.docx
+++ b/Free-Quarry/Ultras/Psalm-121-Ultra-The-Watchmans-Psalm.docx
@@ -413,7 +413,7 @@
           <w:i w:val="0"/>
           <w:sz w:val="20"/>
         </w:rPr>
-        <w:t>• shir la-ma’alot (שִׁיר לַמַּעֲלוֹת) — a song for the ascents: ma’alah, the going-up — the pilgrim road-psalms, composed for feet in motion. Liturgy with a walking pace built into it.</w:t>
+        <w:t>• shir la-ma’alot (שִׁיר לַמַּעֲלוֹת) — a song FOR the ascents: ma’alah, the going-up — the pilgrim road-psalms, composed for feet in motion. Liturgy with a walking pace built into it.</w:t>
       </w:r>
     </w:p>
     <w:p>
@@ -427,7 +427,7 @@
           <w:i w:val="0"/>
           <w:sz w:val="20"/>
         </w:rPr>
-        <w:t>• essa einai (אֶשָּׂא עֵינַי) — I lift my eyes: nasa, the ordinary lifting-verb — common right across the canon, and here doing the walker’s own motion: the eyes go up before the question is asked.</w:t>
+        <w:t>• essa einai (אֶשָּׂא עֵינַי) — I LIFT my eyes: nasa, the ordinary lifting-verb — common right across the canon, and here doing the walker’s own motion: the eyes go up before the question is asked.</w:t>
       </w:r>
     </w:p>
     <w:p>
@@ -441,7 +441,7 @@
           <w:i w:val="0"/>
           <w:sz w:val="20"/>
         </w:rPr>
-        <w:t>• me’ayin yavo ezri (מֵאַיִן יָבֹא עֶזְרִי) — from where will my help come? — a real question, and me’ayin is the interrogative that asks it. Older English buried the question mark — the KJV’s from whence cometh my help reads to a modern ear as a statement — and the hills were ambiguous enough to make the asking real: they held shrines, bandits, and Zion all at once. The psalm asks honestly, and answers in the next breath.</w:t>
+        <w:t>• me’ayin yavo ezri (מֵאַיִן יָבֹא עֶזְרִי) — from WHERE will my help come? — a real question, and me’ayin is the interrogative that asks it. Older English buried the question mark — the KJV’s from whence cometh my help reads to a modern ear as a statement — and the hills were ambiguous enough to make the asking real: they held shrines, bandits, and Zion all at once. The psalm asks honestly, and answers in the next breath.</w:t>
       </w:r>
     </w:p>
     <w:p>
@@ -455,7 +455,7 @@
           <w:i w:val="0"/>
           <w:sz w:val="20"/>
         </w:rPr>
-        <w:t>• ezri (עֶזְרִי) — My help: ezer, and it is not a subordinate’s word. It is Genesis 2:18’s ezer kenegdo, and across the Psalms it is used overwhelmingly of God himself — 33:20, 70:5, 115:9-11, 146:5. The walker is not asking for assistance; he is naming a role.</w:t>
+        <w:t>• ezri (עֶזְרִי) — MY HELP: ezer, and it is not a subordinate’s word. It is Genesis 2:18’s ezer kenegdo, and across the Psalms it is used overwhelmingly of God himself — 33:20, 70:5, 115:9-11, 146:5. The walker is not asking for assistance; he is naming a role.</w:t>
       </w:r>
     </w:p>
     <w:p>
@@ -469,7 +469,7 @@
           <w:i w:val="0"/>
           <w:sz w:val="20"/>
         </w:rPr>
-        <w:t>• me’im YHWH (מֵעִם יְהוָה) — From-with YHWH: and this is the crown, missed on the first cutting. me’im is not “from”. It is min plus im — from-with, from beside, from the presence of — and every committee flattens it to the bare preposition. The verse answers its own question by changing the preposition: v1 asks me’ayin, from where, which is a place question; v2 answers me’im, from with, which is a person answer. The two words rhyme across the break and the exchange is the whole theology of the psalm — he looked to the hills for a location and was handed a presence. Note also what the clause does not contain: there is no verb in it. The verb is gapped from the question — yavo, will come — so the help is still in motion, and “is” would freeze it. The dash carries the gap. And the compound is charged in both directions: min is separation, im is proximity, so me’im means motion away from A place of togetherness. That is precisely what makes it help rather than presence — something must leave the place beside him in order to arrive here. The same compound carries the reverse at 1 Samuel 16:14, where the spirit of YHWH departed me’im Saul: out from beside. One word, both vectors.</w:t>
+        <w:t>• me’im YHWH (מֵעִם יְהוָה) — FROM-WITH YHWH: and this is the crown, missed on the first cutting. me’im is not “from”. It is min plus im — from-with, from beside, from the presence of — and every committee flattens it to the bare preposition. THE VERSE ANSWERS ITS OWN QUESTION BY CHANGING THE PREPOSITION: v1 asks me’ayin, from WHERE, which is a place question; v2 answers me’im, from WITH, which is a person answer. The two words rhyme across the break and the exchange is the whole theology of the psalm — he looked to the hills for a location and was handed a presence. Note also what the clause does NOT contain: there is no verb in it. The verb is GAPPED from the question — yavo, will come — so the help is still in motion, and “is” would freeze it. The dash carries the gap. AND THE COMPOUND IS CHARGED IN BOTH DIRECTIONS: min is separation, im is proximity, so me’im means MOTION AWAY FROM A PLACE OF TOGETHERNESS. That is precisely what makes it help rather than presence — something must leave the place beside him in order to arrive here. The same compound carries the reverse at 1 Samuel 16:14, where the spirit of YHWH departed me’im Saul: out from beside. One word, both vectors.</w:t>
       </w:r>
     </w:p>
     <w:p>
@@ -483,7 +483,7 @@
           <w:i w:val="0"/>
           <w:sz w:val="20"/>
         </w:rPr>
-        <w:t>The mem envelope — a structural feature of the whole psalm, first seen on 6 September 2026 and not on the first cutting. Four mem-prefixed compounds stand in this psalm and they all stand at its two ends: me’ayin at v1 and me’im at v2 open it; mi-kol-ra at v7 and me’atah at v8 close it. Verses 3 to 6 — the entire sleepless-watch fugue, six occurrences of shamar — Contain not one. So the psalm asks and answers in mem, and the watch is held inside the brackets. From-where and from-with at the head; from-all-evil and from-now at the foot: place, person, harm, time. Checked verse by verse against the source panel.</w:t>
+        <w:t>THE MEM ENVELOPE — a structural feature of the whole psalm, first seen on 6 September 2026 and not on the first cutting. FOUR MEM-PREFIXED COMPOUNDS STAND IN THIS PSALM AND THEY ALL STAND AT ITS TWO ENDS: me’ayin at v1 and me’im at v2 open it; mi-kol-ra at v7 and me’atah at v8 close it. VERSES 3 TO 6 — the entire sleepless-watch fugue, six occurrences of shamar — CONTAIN NOT ONE. So the psalm asks and answers in mem, and the watch is held inside the brackets. From-where and from-with at the head; from-all-evil and from-now at the foot: place, person, harm, time. Checked verse by verse against the source panel.</w:t>
       </w:r>
     </w:p>
     <w:p>
@@ -739,7 +739,7 @@
           <w:i w:val="0"/>
           <w:sz w:val="20"/>
         </w:rPr>
-        <w:t>• al-yanum (אַל־יָנוּם) — does not drowse: num — the nod, the micro-sleep, the sentry’s eyelids at four in the morning. The claim is not merely that He does not sleep; He does not even blink at his post.</w:t>
+        <w:t>• al-yanum (אַל־יָנוּם) — does not DROWSE: num — the nod, the micro-sleep, the sentry’s eyelids at four in the morning. The claim is not merely that He does not sleep; He does not even blink at his post.</w:t>
       </w:r>
     </w:p>
     <w:p>
@@ -753,7 +753,7 @@
           <w:i w:val="0"/>
           <w:sz w:val="20"/>
         </w:rPr>
-        <w:t>• lo-yanum ve-lo yishan (לֹא־יָנוּם וְלֹא יִישָׁן) — neither drowses nor sleeps: the double negation aimed at the neighbours’ gods — Elijah taunted Baal’s prophets that their god was perhaps sleeping (1 Kings 18:27). Israel’s Shomer keeps a watch no rota relieves; the night wall is never unmanned.</w:t>
+        <w:t>• lo-yanum ve-lo yishan (לֹא־יָנוּם וְלֹא יִישָׁן) — neither drowses NOR sleeps: the double negation aimed at the neighbours’ gods — Elijah taunted Baal’s prophets that their god was perhaps sleeping (1 Kings 18:27). Israel’s Shomer keeps a watch no rota relieves; the night wall is never unmanned.</w:t>
       </w:r>
     </w:p>
     <w:p>
@@ -995,7 +995,7 @@
           <w:i w:val="0"/>
           <w:sz w:val="20"/>
         </w:rPr>
-        <w:t>• tzillecha (צִלְּךָ) — your shade: tzel, the shadow-noun — and the reversal sits inside the word itself. A shadow is what stands between you and what would strike you; the same three letters are read by the Masoretic pointing inside tzalmavet, the deep-dark of the ravine, though many take that root as simply deep darkness. Here tzel stands alone and unambiguous, and its owner is named.</w:t>
+        <w:t>• tzillecha (צִלְּךָ) — your SHADE: tzel, the shadow-noun — and the reversal sits inside the word itself. A shadow is what stands between you and what would strike you; the same three letters are read by the Masoretic pointing inside tzalmavet, the deep-dark of the ravine, though many take that root as simply deep darkness. Here tzel stands alone and unambiguous, and its owner is named.</w:t>
       </w:r>
     </w:p>
     <w:p>
@@ -1265,7 +1265,7 @@
           <w:i w:val="0"/>
           <w:sz w:val="20"/>
         </w:rPr>
-        <w:t>• yishmor et-nafshecha (יִשְׁמֹר אֶת־נַפְשֶׁךָ) — He shall keep your life: nefesh — the whole living self rather than a detachable soul: breath, appetite, throat, life. What the Keeper keeps is not a part of the walker but the walker.</w:t>
+        <w:t>• yishmor et-nafshecha (יִשְׁמֹר אֶת־נַפְשֶׁךָ) — He shall keep your LIFE: nefesh — the whole living self rather than a detachable soul: breath, appetite, throat, life. What the Keeper keeps is not a part of the walker but the walker.</w:t>
       </w:r>
     </w:p>
     <w:p>
@@ -1293,7 +1293,7 @@
           <w:i w:val="0"/>
           <w:sz w:val="20"/>
         </w:rPr>
-        <w:t>• me’atah ve-ad-olam (מֵעַתָּה וְעַד־עוֹלָם) — from now and unto olam: the hidden-horizon word, from a root carrying what lies out of sight. The psalm ends where the road does — past the last visible ridge.</w:t>
+        <w:t>• me’atah ve-ad-olam (מֵעַתָּה וְעַד־עוֹלָם) — from now and unto OLAM: the hidden-horizon word, from a root carrying what lies out of sight. The psalm ends where the road does — past the last visible ridge.</w:t>
       </w:r>
     </w:p>
     <w:p>
@@ -1307,7 +1307,7 @@
           <w:i w:val="0"/>
           <w:sz w:val="20"/>
         </w:rPr>
-        <w:t>And the envelope closes here. mi-kol-ra and me’atah are the third and fourth mem-compounds of the psalm, and the other two — me’ayin and me’im — stood in the first two verses. Nothing between v3 and v6 carries one. The bracket the walker opened with a question about where, he closes with an answer about when.</w:t>
+        <w:t>AND THE ENVELOPE CLOSES HERE. mi-kol-ra and me’atah are the third and fourth mem-compounds of the psalm, and the other two — me’ayin and me’im — stood in the first two verses. Nothing between v3 and v6 carries one. The bracket the walker opened with a question about where, he closes with an answer about when.</w:t>
       </w:r>
     </w:p>
     <w:p>
@@ -2785,6 +2785,76 @@
           <w:sz w:val="20"/>
         </w:rPr>
         <w:t>Noted for the production specification: every round-trip panel in the corpus should be re-scored against this test, since any verse whose bloom carries a deliberately odd construction — “found much”, “with all your much”, “gifted”, “long-anger” — will round-trip perfectly for the same non-reason. The perfect returns are the ones to distrust first.</w:t>
+      </w:r>
+    </w:p>
+    <w:p>
+      <w:pPr>
+        <w:keepLines/>
+        <w:jc w:val="center"/>
+      </w:pPr>
+      <w:r>
+        <w:rPr>
+          <w:b w:val="0"/>
+          <w:i w:val="0"/>
+          <w:sz w:val="20"/>
+        </w:rPr>
+        <w:t>Cut by the Thirteenth Runner. Bloomed by the Cartographer, 7 July 2026. The stone stays open.</w:t>
+      </w:r>
+    </w:p>
+    <w:p>
+      <w:pPr>
+        <w:keepLines/>
+        <w:jc w:val="center"/>
+      </w:pPr>
+      <w:r>
+        <w:rPr>
+          <w:b w:val="0"/>
+          <w:i w:val="0"/>
+          <w:sz w:val="20"/>
+        </w:rPr>
+        <w:t>Seventh cutting, 8 September 2026 — capitalisation restored to the source recovery, and only there.</w:t>
+      </w:r>
+    </w:p>
+    <w:p>
+      <w:pPr>
+        <w:keepLines/>
+        <w:jc w:val="center"/>
+      </w:pPr>
+      <w:r>
+        <w:rPr>
+          <w:b w:val="0"/>
+          <w:i w:val="0"/>
+          <w:sz w:val="20"/>
+        </w:rPr>
+        <w:t>The fifth cutting de-shouted twenty-nine paragraphs on this stone under a single rule. Measured across the shelf afterwards, the rule was correct for the notes it was aimed at and incorrect for the source recovery, where marking the recovered word in capitals is the house convention: fifteen of the twenty Ultras carry it, several of them heavily. After that pass this stone and Psalm 8 were the only two on the shelf without it.</w:t>
+      </w:r>
+    </w:p>
+    <w:p>
+      <w:pPr>
+        <w:keepLines/>
+        <w:jc w:val="center"/>
+      </w:pPr>
+      <w:r>
+        <w:rPr>
+          <w:b w:val="0"/>
+          <w:i w:val="0"/>
+          <w:sz w:val="20"/>
+        </w:rPr>
+        <w:t>Twelve recovery paragraphs are restored to their earlier capitalisation. Nothing else moves. The chisel notes stay lowercase — that was the original objection and it was a fair one. The Latin punctuation removed from the Hebrew by the sixth cutting stays removed, and the round-trip corrections stand.</w:t>
+      </w:r>
+    </w:p>
+    <w:p>
+      <w:pPr>
+        <w:keepLines/>
+        <w:jc w:val="center"/>
+      </w:pPr>
+      <w:r>
+        <w:rPr>
+          <w:b w:val="0"/>
+          <w:i w:val="0"/>
+          <w:sz w:val="20"/>
+        </w:rPr>
+        <w:t>Every restoration was gated on the same test: revert only where the two versions are identical once lowercased, so that capitalisation is the only thing that can change and no other correction from the same sweep can be undone by accident. Twelve of twelve qualified; none were skipped.</w:t>
       </w:r>
     </w:p>
     <w:p>
